--- a/json-to-docx/conf/template-classic.docx
+++ b/json-to-docx/conf/template-classic.docx
@@ -1,11 +1,8 @@
 
 <file path=word/document.xml><?xml version="1.0" encoding="utf-8"?>
-<w:document xmlns:wpc="http://schemas.microsoft.com/office/word/2010/wordprocessingCanvas" xmlns:mc="http://schemas.openxmlformats.org/markup-compatibility/2006" xmlns:o="urn:schemas-microsoft-com:office:office" xmlns:r="http://schemas.openxmlformats.org/officeDocument/2006/relationships" xmlns:m="http://schemas.openxmlformats.org/officeDocument/2006/math" xmlns:v="urn:schemas-microsoft-com:vml" xmlns:wp14="http://schemas.microsoft.com/office/word/2010/wordprocessingDrawing" xmlns:wp="http://schemas.openxmlformats.org/drawingml/2006/wordprocessingDrawing" xmlns:w10="urn:schemas-microsoft-com:office:word" xmlns:w="http://schemas.openxmlformats.org/wordprocessingml/2006/main" xmlns:w14="http://schemas.microsoft.com/office/word/2010/wordml" xmlns:w15="http://schemas.microsoft.com/office/word/2012/wordml" xmlns:wpg="http://schemas.microsoft.com/office/word/2010/wordprocessingGroup" xmlns:wpi="http://schemas.microsoft.com/office/word/2010/wordprocessingInk" xmlns:wne="http://schemas.microsoft.com/office/word/2006/wordml" xmlns:wps="http://schemas.microsoft.com/office/word/2010/wordprocessingShape" mc:Ignorable="w14 w15 wp14">
+<w:document xmlns:wpc="http://schemas.microsoft.com/office/word/2010/wordprocessingCanvas" xmlns:cx="http://schemas.microsoft.com/office/drawing/2014/chartex" xmlns:cx1="http://schemas.microsoft.com/office/drawing/2015/9/8/chartex" xmlns:cx2="http://schemas.microsoft.com/office/drawing/2015/10/21/chartex" xmlns:cx3="http://schemas.microsoft.com/office/drawing/2016/5/9/chartex" xmlns:cx4="http://schemas.microsoft.com/office/drawing/2016/5/10/chartex" xmlns:cx5="http://schemas.microsoft.com/office/drawing/2016/5/11/chartex" xmlns:cx6="http://schemas.microsoft.com/office/drawing/2016/5/12/chartex" xmlns:cx7="http://schemas.microsoft.com/office/drawing/2016/5/13/chartex" xmlns:cx8="http://schemas.microsoft.com/office/drawing/2016/5/14/chartex" xmlns:mc="http://schemas.openxmlformats.org/markup-compatibility/2006" xmlns:aink="http://schemas.microsoft.com/office/drawing/2016/ink" xmlns:am3d="http://schemas.microsoft.com/office/drawing/2017/model3d" xmlns:o="urn:schemas-microsoft-com:office:office" xmlns:oel="http://schemas.microsoft.com/office/2019/extlst" xmlns:r="http://schemas.openxmlformats.org/officeDocument/2006/relationships" xmlns:m="http://schemas.openxmlformats.org/officeDocument/2006/math" xmlns:v="urn:schemas-microsoft-com:vml" xmlns:wp14="http://schemas.microsoft.com/office/word/2010/wordprocessingDrawing" xmlns:wp="http://schemas.openxmlformats.org/drawingml/2006/wordprocessingDrawing" xmlns:w10="urn:schemas-microsoft-com:office:word" xmlns:w="http://schemas.openxmlformats.org/wordprocessingml/2006/main" xmlns:w14="http://schemas.microsoft.com/office/word/2010/wordml" xmlns:w15="http://schemas.microsoft.com/office/word/2012/wordml" xmlns:w16cex="http://schemas.microsoft.com/office/word/2018/wordml/cex" xmlns:w16cid="http://schemas.microsoft.com/office/word/2016/wordml/cid" xmlns:w16="http://schemas.microsoft.com/office/word/2018/wordml" xmlns:w16du="http://schemas.microsoft.com/office/word/2023/wordml/word16du" xmlns:w16sdtdh="http://schemas.microsoft.com/office/word/2020/wordml/sdtdatahash" xmlns:w16sdtfl="http://schemas.microsoft.com/office/word/2024/wordml/sdtformatlock" xmlns:w16se="http://schemas.microsoft.com/office/word/2015/wordml/symex" xmlns:wpg="http://schemas.microsoft.com/office/word/2010/wordprocessingGroup" xmlns:wpi="http://schemas.microsoft.com/office/word/2010/wordprocessingInk" xmlns:wne="http://schemas.microsoft.com/office/word/2006/wordml" xmlns:wps="http://schemas.microsoft.com/office/word/2010/wordprocessingShape" mc:Ignorable="w14 w15 w16se w16cid w16 w16cex w16sdtdh w16sdtfl w16du wp14">
   <w:body>
-    <w:p>
-      <w:bookmarkStart w:id="0" w:name="_GoBack"/>
-      <w:bookmarkEnd w:id="0"/>
-    </w:p>
+    <w:p/>
     <w:sectPr>
       <w:pgSz w:w="11906" w:h="16838" w:code="9"/>
       <w:pgMar w:top="1080" w:right="1080" w:bottom="1080" w:left="1080" w:header="706" w:footer="706" w:gutter="0"/>
@@ -17,7 +14,7 @@
 </file>
 
 <file path=word/endnotes.xml><?xml version="1.0" encoding="utf-8"?>
-<w:endnotes xmlns:wpc="http://schemas.microsoft.com/office/word/2010/wordprocessingCanvas" xmlns:mc="http://schemas.openxmlformats.org/markup-compatibility/2006" xmlns:o="urn:schemas-microsoft-com:office:office" xmlns:r="http://schemas.openxmlformats.org/officeDocument/2006/relationships" xmlns:m="http://schemas.openxmlformats.org/officeDocument/2006/math" xmlns:v="urn:schemas-microsoft-com:vml" xmlns:wp14="http://schemas.microsoft.com/office/word/2010/wordprocessingDrawing" xmlns:wp="http://schemas.openxmlformats.org/drawingml/2006/wordprocessingDrawing" xmlns:w10="urn:schemas-microsoft-com:office:word" xmlns:w="http://schemas.openxmlformats.org/wordprocessingml/2006/main" xmlns:w14="http://schemas.microsoft.com/office/word/2010/wordml" xmlns:w15="http://schemas.microsoft.com/office/word/2012/wordml" xmlns:wpg="http://schemas.microsoft.com/office/word/2010/wordprocessingGroup" xmlns:wpi="http://schemas.microsoft.com/office/word/2010/wordprocessingInk" xmlns:wne="http://schemas.microsoft.com/office/word/2006/wordml" xmlns:wps="http://schemas.microsoft.com/office/word/2010/wordprocessingShape" mc:Ignorable="w14 w15 wp14">
+<w:endnotes xmlns:wpc="http://schemas.microsoft.com/office/word/2010/wordprocessingCanvas" xmlns:cx="http://schemas.microsoft.com/office/drawing/2014/chartex" xmlns:cx1="http://schemas.microsoft.com/office/drawing/2015/9/8/chartex" xmlns:cx2="http://schemas.microsoft.com/office/drawing/2015/10/21/chartex" xmlns:cx3="http://schemas.microsoft.com/office/drawing/2016/5/9/chartex" xmlns:cx4="http://schemas.microsoft.com/office/drawing/2016/5/10/chartex" xmlns:cx5="http://schemas.microsoft.com/office/drawing/2016/5/11/chartex" xmlns:cx6="http://schemas.microsoft.com/office/drawing/2016/5/12/chartex" xmlns:cx7="http://schemas.microsoft.com/office/drawing/2016/5/13/chartex" xmlns:cx8="http://schemas.microsoft.com/office/drawing/2016/5/14/chartex" xmlns:mc="http://schemas.openxmlformats.org/markup-compatibility/2006" xmlns:aink="http://schemas.microsoft.com/office/drawing/2016/ink" xmlns:am3d="http://schemas.microsoft.com/office/drawing/2017/model3d" xmlns:o="urn:schemas-microsoft-com:office:office" xmlns:oel="http://schemas.microsoft.com/office/2019/extlst" xmlns:r="http://schemas.openxmlformats.org/officeDocument/2006/relationships" xmlns:m="http://schemas.openxmlformats.org/officeDocument/2006/math" xmlns:v="urn:schemas-microsoft-com:vml" xmlns:wp14="http://schemas.microsoft.com/office/word/2010/wordprocessingDrawing" xmlns:wp="http://schemas.openxmlformats.org/drawingml/2006/wordprocessingDrawing" xmlns:w10="urn:schemas-microsoft-com:office:word" xmlns:w="http://schemas.openxmlformats.org/wordprocessingml/2006/main" xmlns:w14="http://schemas.microsoft.com/office/word/2010/wordml" xmlns:w15="http://schemas.microsoft.com/office/word/2012/wordml" xmlns:w16cex="http://schemas.microsoft.com/office/word/2018/wordml/cex" xmlns:w16cid="http://schemas.microsoft.com/office/word/2016/wordml/cid" xmlns:w16="http://schemas.microsoft.com/office/word/2018/wordml" xmlns:w16du="http://schemas.microsoft.com/office/word/2023/wordml/word16du" xmlns:w16sdtdh="http://schemas.microsoft.com/office/word/2020/wordml/sdtdatahash" xmlns:w16sdtfl="http://schemas.microsoft.com/office/word/2024/wordml/sdtformatlock" xmlns:w16se="http://schemas.microsoft.com/office/word/2015/wordml/symex" xmlns:wpg="http://schemas.microsoft.com/office/word/2010/wordprocessingGroup" xmlns:wpi="http://schemas.microsoft.com/office/word/2010/wordprocessingInk" xmlns:wne="http://schemas.microsoft.com/office/word/2006/wordml" xmlns:wps="http://schemas.microsoft.com/office/word/2010/wordprocessingShape" mc:Ignorable="w14 w15 w16se w16cid w16 w16cex w16sdtdh w16sdtfl w16du wp14">
   <w:endnote w:type="separator" w:id="-1">
     <w:p>
       <w:r>
@@ -36,7 +33,7 @@
 </file>
 
 <file path=word/footnotes.xml><?xml version="1.0" encoding="utf-8"?>
-<w:footnotes xmlns:wpc="http://schemas.microsoft.com/office/word/2010/wordprocessingCanvas" xmlns:mc="http://schemas.openxmlformats.org/markup-compatibility/2006" xmlns:o="urn:schemas-microsoft-com:office:office" xmlns:r="http://schemas.openxmlformats.org/officeDocument/2006/relationships" xmlns:m="http://schemas.openxmlformats.org/officeDocument/2006/math" xmlns:v="urn:schemas-microsoft-com:vml" xmlns:wp14="http://schemas.microsoft.com/office/word/2010/wordprocessingDrawing" xmlns:wp="http://schemas.openxmlformats.org/drawingml/2006/wordprocessingDrawing" xmlns:w10="urn:schemas-microsoft-com:office:word" xmlns:w="http://schemas.openxmlformats.org/wordprocessingml/2006/main" xmlns:w14="http://schemas.microsoft.com/office/word/2010/wordml" xmlns:w15="http://schemas.microsoft.com/office/word/2012/wordml" xmlns:wpg="http://schemas.microsoft.com/office/word/2010/wordprocessingGroup" xmlns:wpi="http://schemas.microsoft.com/office/word/2010/wordprocessingInk" xmlns:wne="http://schemas.microsoft.com/office/word/2006/wordml" xmlns:wps="http://schemas.microsoft.com/office/word/2010/wordprocessingShape" mc:Ignorable="w14 w15 wp14">
+<w:footnotes xmlns:wpc="http://schemas.microsoft.com/office/word/2010/wordprocessingCanvas" xmlns:cx="http://schemas.microsoft.com/office/drawing/2014/chartex" xmlns:cx1="http://schemas.microsoft.com/office/drawing/2015/9/8/chartex" xmlns:cx2="http://schemas.microsoft.com/office/drawing/2015/10/21/chartex" xmlns:cx3="http://schemas.microsoft.com/office/drawing/2016/5/9/chartex" xmlns:cx4="http://schemas.microsoft.com/office/drawing/2016/5/10/chartex" xmlns:cx5="http://schemas.microsoft.com/office/drawing/2016/5/11/chartex" xmlns:cx6="http://schemas.microsoft.com/office/drawing/2016/5/12/chartex" xmlns:cx7="http://schemas.microsoft.com/office/drawing/2016/5/13/chartex" xmlns:cx8="http://schemas.microsoft.com/office/drawing/2016/5/14/chartex" xmlns:mc="http://schemas.openxmlformats.org/markup-compatibility/2006" xmlns:aink="http://schemas.microsoft.com/office/drawing/2016/ink" xmlns:am3d="http://schemas.microsoft.com/office/drawing/2017/model3d" xmlns:o="urn:schemas-microsoft-com:office:office" xmlns:oel="http://schemas.microsoft.com/office/2019/extlst" xmlns:r="http://schemas.openxmlformats.org/officeDocument/2006/relationships" xmlns:m="http://schemas.openxmlformats.org/officeDocument/2006/math" xmlns:v="urn:schemas-microsoft-com:vml" xmlns:wp14="http://schemas.microsoft.com/office/word/2010/wordprocessingDrawing" xmlns:wp="http://schemas.openxmlformats.org/drawingml/2006/wordprocessingDrawing" xmlns:w10="urn:schemas-microsoft-com:office:word" xmlns:w="http://schemas.openxmlformats.org/wordprocessingml/2006/main" xmlns:w14="http://schemas.microsoft.com/office/word/2010/wordml" xmlns:w15="http://schemas.microsoft.com/office/word/2012/wordml" xmlns:w16cex="http://schemas.microsoft.com/office/word/2018/wordml/cex" xmlns:w16cid="http://schemas.microsoft.com/office/word/2016/wordml/cid" xmlns:w16="http://schemas.microsoft.com/office/word/2018/wordml" xmlns:w16du="http://schemas.microsoft.com/office/word/2023/wordml/word16du" xmlns:w16sdtdh="http://schemas.microsoft.com/office/word/2020/wordml/sdtdatahash" xmlns:w16sdtfl="http://schemas.microsoft.com/office/word/2024/wordml/sdtformatlock" xmlns:w16se="http://schemas.microsoft.com/office/word/2015/wordml/symex" xmlns:wpg="http://schemas.microsoft.com/office/word/2010/wordprocessingGroup" xmlns:wpi="http://schemas.microsoft.com/office/word/2010/wordprocessingInk" xmlns:wne="http://schemas.microsoft.com/office/word/2006/wordml" xmlns:wps="http://schemas.microsoft.com/office/word/2010/wordprocessingShape" mc:Ignorable="w14 w15 w16se w16cid w16 w16cex w16sdtdh w16sdtfl w16du wp14">
   <w:footnote w:type="separator" w:id="-1">
     <w:p>
       <w:r>
@@ -55,7 +52,7 @@
 </file>
 
 <file path=word/numbering.xml><?xml version="1.0" encoding="utf-8"?>
-<w:numbering xmlns:wpc="http://schemas.microsoft.com/office/word/2010/wordprocessingCanvas" xmlns:mc="http://schemas.openxmlformats.org/markup-compatibility/2006" xmlns:o="urn:schemas-microsoft-com:office:office" xmlns:r="http://schemas.openxmlformats.org/officeDocument/2006/relationships" xmlns:m="http://schemas.openxmlformats.org/officeDocument/2006/math" xmlns:v="urn:schemas-microsoft-com:vml" xmlns:wp14="http://schemas.microsoft.com/office/word/2010/wordprocessingDrawing" xmlns:wp="http://schemas.openxmlformats.org/drawingml/2006/wordprocessingDrawing" xmlns:w10="urn:schemas-microsoft-com:office:word" xmlns:w="http://schemas.openxmlformats.org/wordprocessingml/2006/main" xmlns:w14="http://schemas.microsoft.com/office/word/2010/wordml" xmlns:w15="http://schemas.microsoft.com/office/word/2012/wordml" xmlns:wpg="http://schemas.microsoft.com/office/word/2010/wordprocessingGroup" xmlns:wpi="http://schemas.microsoft.com/office/word/2010/wordprocessingInk" xmlns:wne="http://schemas.microsoft.com/office/word/2006/wordml" xmlns:wps="http://schemas.microsoft.com/office/word/2010/wordprocessingShape" mc:Ignorable="w14 w15 wp14">
+<w:numbering xmlns:wpc="http://schemas.microsoft.com/office/word/2010/wordprocessingCanvas" xmlns:cx="http://schemas.microsoft.com/office/drawing/2014/chartex" xmlns:cx1="http://schemas.microsoft.com/office/drawing/2015/9/8/chartex" xmlns:cx2="http://schemas.microsoft.com/office/drawing/2015/10/21/chartex" xmlns:cx3="http://schemas.microsoft.com/office/drawing/2016/5/9/chartex" xmlns:cx4="http://schemas.microsoft.com/office/drawing/2016/5/10/chartex" xmlns:cx5="http://schemas.microsoft.com/office/drawing/2016/5/11/chartex" xmlns:cx6="http://schemas.microsoft.com/office/drawing/2016/5/12/chartex" xmlns:cx7="http://schemas.microsoft.com/office/drawing/2016/5/13/chartex" xmlns:cx8="http://schemas.microsoft.com/office/drawing/2016/5/14/chartex" xmlns:mc="http://schemas.openxmlformats.org/markup-compatibility/2006" xmlns:aink="http://schemas.microsoft.com/office/drawing/2016/ink" xmlns:am3d="http://schemas.microsoft.com/office/drawing/2017/model3d" xmlns:o="urn:schemas-microsoft-com:office:office" xmlns:oel="http://schemas.microsoft.com/office/2019/extlst" xmlns:r="http://schemas.openxmlformats.org/officeDocument/2006/relationships" xmlns:m="http://schemas.openxmlformats.org/officeDocument/2006/math" xmlns:v="urn:schemas-microsoft-com:vml" xmlns:wp14="http://schemas.microsoft.com/office/word/2010/wordprocessingDrawing" xmlns:wp="http://schemas.openxmlformats.org/drawingml/2006/wordprocessingDrawing" xmlns:w10="urn:schemas-microsoft-com:office:word" xmlns:w="http://schemas.openxmlformats.org/wordprocessingml/2006/main" xmlns:w14="http://schemas.microsoft.com/office/word/2010/wordml" xmlns:w15="http://schemas.microsoft.com/office/word/2012/wordml" xmlns:w16cex="http://schemas.microsoft.com/office/word/2018/wordml/cex" xmlns:w16cid="http://schemas.microsoft.com/office/word/2016/wordml/cid" xmlns:w16="http://schemas.microsoft.com/office/word/2018/wordml" xmlns:w16du="http://schemas.microsoft.com/office/word/2023/wordml/word16du" xmlns:w16sdtdh="http://schemas.microsoft.com/office/word/2020/wordml/sdtdatahash" xmlns:w16sdtfl="http://schemas.microsoft.com/office/word/2024/wordml/sdtformatlock" xmlns:w16se="http://schemas.microsoft.com/office/word/2015/wordml/symex" xmlns:wpg="http://schemas.microsoft.com/office/word/2010/wordprocessingGroup" xmlns:wpi="http://schemas.microsoft.com/office/word/2010/wordprocessingInk" xmlns:wne="http://schemas.microsoft.com/office/word/2006/wordml" xmlns:wps="http://schemas.microsoft.com/office/word/2010/wordprocessingShape" mc:Ignorable="w14 w15 w16se w16cid w16 w16cex w16sdtdh w16sdtfl w16du wp14">
   <w:abstractNum w:abstractNumId="0" w15:restartNumberingAfterBreak="0">
     <w:nsid w:val="FFFFFF7C"/>
     <w:multiLevelType w:val="singleLevel"/>
@@ -1950,22 +1947,22 @@
       </w:rPr>
     </w:lvl>
   </w:abstractNum>
-  <w:num w:numId="1">
+  <w:num w:numId="1" w16cid:durableId="961496984">
     <w:abstractNumId w:val="22"/>
   </w:num>
-  <w:num w:numId="2">
+  <w:num w:numId="2" w16cid:durableId="938066">
     <w:abstractNumId w:val="15"/>
   </w:num>
-  <w:num w:numId="3">
+  <w:num w:numId="3" w16cid:durableId="795177021">
     <w:abstractNumId w:val="16"/>
   </w:num>
-  <w:num w:numId="4">
+  <w:num w:numId="4" w16cid:durableId="713778146">
     <w:abstractNumId w:val="19"/>
   </w:num>
-  <w:num w:numId="5">
+  <w:num w:numId="5" w16cid:durableId="1233007910">
     <w:abstractNumId w:val="17"/>
   </w:num>
-  <w:num w:numId="6">
+  <w:num w:numId="6" w16cid:durableId="580943810">
     <w:abstractNumId w:val="21"/>
     <w:lvlOverride w:ilvl="0">
       <w:startOverride w:val="1"/>
@@ -1995,76 +1992,76 @@
       <w:startOverride w:val="1"/>
     </w:lvlOverride>
   </w:num>
-  <w:num w:numId="7">
+  <w:num w:numId="7" w16cid:durableId="1658147406">
     <w:abstractNumId w:val="14"/>
   </w:num>
-  <w:num w:numId="8">
+  <w:num w:numId="8" w16cid:durableId="1917593458">
     <w:abstractNumId w:val="23"/>
   </w:num>
-  <w:num w:numId="9">
+  <w:num w:numId="9" w16cid:durableId="1061245751">
     <w:abstractNumId w:val="10"/>
   </w:num>
-  <w:num w:numId="10">
+  <w:num w:numId="10" w16cid:durableId="1686712724">
     <w:abstractNumId w:val="12"/>
   </w:num>
-  <w:num w:numId="11">
+  <w:num w:numId="11" w16cid:durableId="1437558432">
     <w:abstractNumId w:val="24"/>
   </w:num>
-  <w:num w:numId="12">
+  <w:num w:numId="12" w16cid:durableId="136804990">
     <w:abstractNumId w:val="18"/>
   </w:num>
-  <w:num w:numId="13">
+  <w:num w:numId="13" w16cid:durableId="1704937930">
     <w:abstractNumId w:val="11"/>
   </w:num>
-  <w:num w:numId="14">
+  <w:num w:numId="14" w16cid:durableId="598803326">
     <w:abstractNumId w:val="9"/>
   </w:num>
-  <w:num w:numId="15">
+  <w:num w:numId="15" w16cid:durableId="1766462475">
     <w:abstractNumId w:val="13"/>
   </w:num>
-  <w:num w:numId="16">
+  <w:num w:numId="16" w16cid:durableId="1782987966">
     <w:abstractNumId w:val="20"/>
   </w:num>
-  <w:num w:numId="17">
+  <w:num w:numId="17" w16cid:durableId="1603299812">
     <w:abstractNumId w:val="7"/>
   </w:num>
-  <w:num w:numId="18">
+  <w:num w:numId="18" w16cid:durableId="190609731">
     <w:abstractNumId w:val="6"/>
   </w:num>
-  <w:num w:numId="19">
+  <w:num w:numId="19" w16cid:durableId="1445999754">
     <w:abstractNumId w:val="5"/>
   </w:num>
-  <w:num w:numId="20">
+  <w:num w:numId="20" w16cid:durableId="1269318175">
     <w:abstractNumId w:val="4"/>
   </w:num>
-  <w:num w:numId="21">
+  <w:num w:numId="21" w16cid:durableId="189611596">
     <w:abstractNumId w:val="8"/>
   </w:num>
-  <w:num w:numId="22">
+  <w:num w:numId="22" w16cid:durableId="1158037034">
     <w:abstractNumId w:val="3"/>
   </w:num>
-  <w:num w:numId="23">
+  <w:num w:numId="23" w16cid:durableId="1154757855">
     <w:abstractNumId w:val="2"/>
   </w:num>
-  <w:num w:numId="24">
+  <w:num w:numId="24" w16cid:durableId="890992620">
     <w:abstractNumId w:val="1"/>
   </w:num>
-  <w:num w:numId="25">
+  <w:num w:numId="25" w16cid:durableId="1890216541">
     <w:abstractNumId w:val="0"/>
   </w:num>
-  <w:num w:numId="26">
+  <w:num w:numId="26" w16cid:durableId="326055179">
     <w:abstractNumId w:val="8"/>
     <w:lvlOverride w:ilvl="0">
       <w:startOverride w:val="1"/>
     </w:lvlOverride>
   </w:num>
-  <w:num w:numId="27">
+  <w:num w:numId="27" w16cid:durableId="1695570456">
     <w:abstractNumId w:val="8"/>
     <w:lvlOverride w:ilvl="0">
       <w:startOverride w:val="1"/>
     </w:lvlOverride>
   </w:num>
-  <w:num w:numId="28">
+  <w:num w:numId="28" w16cid:durableId="1538815529">
     <w:abstractNumId w:val="8"/>
     <w:lvlOverride w:ilvl="0">
       <w:startOverride w:val="1"/>
@@ -2074,7 +2071,7 @@
 </file>
 
 <file path=word/styles.xml><?xml version="1.0" encoding="utf-8"?>
-<w:styles xmlns:mc="http://schemas.openxmlformats.org/markup-compatibility/2006" xmlns:r="http://schemas.openxmlformats.org/officeDocument/2006/relationships" xmlns:w="http://schemas.openxmlformats.org/wordprocessingml/2006/main" xmlns:w14="http://schemas.microsoft.com/office/word/2010/wordml" xmlns:w15="http://schemas.microsoft.com/office/word/2012/wordml" mc:Ignorable="w14 w15">
+<w:styles xmlns:mc="http://schemas.openxmlformats.org/markup-compatibility/2006" xmlns:r="http://schemas.openxmlformats.org/officeDocument/2006/relationships" xmlns:w="http://schemas.openxmlformats.org/wordprocessingml/2006/main" xmlns:w14="http://schemas.microsoft.com/office/word/2010/wordml" xmlns:w15="http://schemas.microsoft.com/office/word/2012/wordml" xmlns:w16cex="http://schemas.microsoft.com/office/word/2018/wordml/cex" xmlns:w16cid="http://schemas.microsoft.com/office/word/2016/wordml/cid" xmlns:w16="http://schemas.microsoft.com/office/word/2018/wordml" xmlns:w16du="http://schemas.microsoft.com/office/word/2023/wordml/word16du" xmlns:w16sdtdh="http://schemas.microsoft.com/office/word/2020/wordml/sdtdatahash" xmlns:w16sdtfl="http://schemas.microsoft.com/office/word/2024/wordml/sdtformatlock" xmlns:w16se="http://schemas.microsoft.com/office/word/2015/wordml/symex" mc:Ignorable="w14 w15 w16se w16cid w16 w16cex w16sdtdh w16sdtfl w16du">
   <w:docDefaults>
     <w:rPrDefault>
       <w:rPr>
@@ -2090,7 +2087,7 @@
       </w:pPr>
     </w:pPrDefault>
   </w:docDefaults>
-  <w:latentStyles w:defLockedState="0" w:defUIPriority="99" w:defSemiHidden="0" w:defUnhideWhenUsed="0" w:defQFormat="0" w:count="371">
+  <w:latentStyles w:defLockedState="0" w:defUIPriority="99" w:defSemiHidden="0" w:defUnhideWhenUsed="0" w:defQFormat="0" w:count="376">
     <w:lsdException w:name="Normal" w:uiPriority="0" w:qFormat="1"/>
     <w:lsdException w:name="heading 1" w:uiPriority="9" w:qFormat="1"/>
     <w:lsdException w:name="heading 2" w:semiHidden="1" w:uiPriority="9" w:unhideWhenUsed="1" w:qFormat="1"/>
@@ -2462,6 +2459,11 @@
     <w:lsdException w:name="List Table 5 Dark Accent 6" w:uiPriority="50"/>
     <w:lsdException w:name="List Table 6 Colorful Accent 6" w:uiPriority="51"/>
     <w:lsdException w:name="List Table 7 Colorful Accent 6" w:uiPriority="52"/>
+    <w:lsdException w:name="Mention" w:semiHidden="1" w:unhideWhenUsed="1"/>
+    <w:lsdException w:name="Smart Hyperlink" w:semiHidden="1" w:unhideWhenUsed="1"/>
+    <w:lsdException w:name="Hashtag" w:semiHidden="1" w:unhideWhenUsed="1"/>
+    <w:lsdException w:name="Unresolved Mention" w:semiHidden="1" w:unhideWhenUsed="1"/>
+    <w:lsdException w:name="Smart Link" w:semiHidden="1" w:unhideWhenUsed="1"/>
   </w:latentStyles>
   <w:style w:type="paragraph" w:default="1" w:styleId="Normal">
     <w:name w:val="Normal"/>
@@ -2484,13 +2486,10 @@
     <w:link w:val="Heading1Char"/>
     <w:uiPriority w:val="9"/>
     <w:qFormat/>
-    <w:rsid w:val="00E12466"/>
+    <w:rsid w:val="00FC15AC"/>
     <w:pPr>
       <w:keepNext/>
       <w:keepLines/>
-      <w:pBdr>
-        <w:bottom w:val="single" w:sz="8" w:space="1" w:color="C45911" w:themeColor="accent2" w:themeShade="BF"/>
-      </w:pBdr>
       <w:spacing w:before="29" w:after="29"/>
       <w:jc w:val="center"/>
       <w:outlineLvl w:val="0"/>
@@ -2757,7 +2756,7 @@
     <w:basedOn w:val="DefaultParagraphFont"/>
     <w:link w:val="Heading1"/>
     <w:uiPriority w:val="9"/>
-    <w:rsid w:val="00E12466"/>
+    <w:rsid w:val="00FC15AC"/>
     <w:rPr>
       <w:rFonts w:ascii="Arial" w:eastAsiaTheme="majorEastAsia" w:hAnsi="Arial" w:cstheme="majorBidi"/>
       <w:b/>

--- a/json-to-docx/conf/template-classic.docx
+++ b/json-to-docx/conf/template-classic.docx
@@ -2486,7 +2486,7 @@
     <w:link w:val="Heading1Char"/>
     <w:uiPriority w:val="9"/>
     <w:qFormat/>
-    <w:rsid w:val="00FC15AC"/>
+    <w:rsid w:val="00A427DE"/>
     <w:pPr>
       <w:keepNext/>
       <w:keepLines/>
@@ -2496,7 +2496,6 @@
     </w:pPr>
     <w:rPr>
       <w:rFonts w:eastAsiaTheme="majorEastAsia" w:cstheme="majorBidi"/>
-      <w:b/>
       <w:color w:val="404040" w:themeColor="text1" w:themeTint="BF"/>
       <w:sz w:val="32"/>
       <w:szCs w:val="32"/>
@@ -2756,10 +2755,9 @@
     <w:basedOn w:val="DefaultParagraphFont"/>
     <w:link w:val="Heading1"/>
     <w:uiPriority w:val="9"/>
-    <w:rsid w:val="00FC15AC"/>
+    <w:rsid w:val="00A427DE"/>
     <w:rPr>
       <w:rFonts w:ascii="Arial" w:eastAsiaTheme="majorEastAsia" w:hAnsi="Arial" w:cstheme="majorBidi"/>
-      <w:b/>
       <w:color w:val="404040" w:themeColor="text1" w:themeTint="BF"/>
       <w:sz w:val="32"/>
       <w:szCs w:val="32"/>
